--- a/docs/성향분석_docs/RAG_보고서_0.5v.docx
+++ b/docs/성향분석_docs/RAG_보고서_0.5v.docx
@@ -6576,7 +6576,7 @@
           <w:sz w:val="17"/>
           <w:szCs w:val="17"/>
         </w:rPr>
-        <w:t xml:space="preserve">  이진 변환       r &gt; 0.60  →  상위 극 (P · L · C · D)</w:t>
+        <w:t xml:space="preserve">  이진 변환       r &gt; 0.55  →  상위 극 (P · L · C · D)</w:t>
       </w:r>
     </w:p>
     <w:p>
@@ -6593,7 +6593,7 @@
           <w:sz w:val="17"/>
           <w:szCs w:val="17"/>
         </w:rPr>
-        <w:t xml:space="preserve">                 r &lt; 0.40  →  하위 극 (A · S · H · I)</w:t>
+        <w:t xml:space="preserve">                 r &lt; 0.45  →  하위 극 (A · S · H · I)</w:t>
       </w:r>
     </w:p>
     <w:p>
@@ -7986,7 +7986,7 @@
           <w:sz w:val="17"/>
           <w:szCs w:val="17"/>
         </w:rPr>
-        <w:t xml:space="preserve">  유효 인원 2명 미만      →                 → 0.40 + 마찰</w:t>
+        <w:t xml:space="preserve">  유효 인원 2명 미만      →                 → 판정 보류 (점수 없음)</w:t>
       </w:r>
     </w:p>
     <w:p>
@@ -8020,7 +8020,7 @@
           <w:sz w:val="17"/>
           <w:szCs w:val="17"/>
         </w:rPr>
-        <w:t xml:space="preserve">  r̄ = (1/n) Σ r</w:t>
+        <w:t xml:space="preserve">  cap = r &gt; 0.55 인 사람 수 · sup = r &lt; 0.45 인 사람 수 · eff = cap + sup</w:t>
       </w:r>
     </w:p>
     <w:p>
@@ -8054,7 +8054,7 @@
           <w:sz w:val="17"/>
           <w:szCs w:val="17"/>
         </w:rPr>
-        <w:t xml:space="preserve">  S_drive = 0.00    r̄ = 0                 캡틴 0명 — 게이트 발동</w:t>
+        <w:t xml:space="preserve">  S_drive = 0.00    cap = 0                캡틴 0명 — 게이트 발동</w:t>
       </w:r>
     </w:p>
     <w:p>
@@ -8071,7 +8071,7 @@
           <w:sz w:val="17"/>
           <w:szCs w:val="17"/>
         </w:rPr>
-        <w:t xml:space="preserve">            0.25    r̄ ≥ 0.95              전원 캡틴</w:t>
+        <w:t xml:space="preserve">            0.25    cap = eff              전원 캡틴</w:t>
       </w:r>
     </w:p>
     <w:p>
@@ -8088,7 +8088,7 @@
           <w:sz w:val="17"/>
           <w:szCs w:val="17"/>
         </w:rPr>
-        <w:t xml:space="preserve">            0.45    0.60 ≤ r̄ &lt; 0.95</w:t>
+        <w:t xml:space="preserve">            0.45    cap &gt; eff / 2         캡틴이 과반</w:t>
       </w:r>
     </w:p>
     <w:p>
@@ -8105,7 +8105,7 @@
           <w:sz w:val="17"/>
           <w:szCs w:val="17"/>
         </w:rPr>
-        <w:t xml:space="preserve">            1.00    0.20 ≤ r̄ ≤ 0.50       이상적 구간</w:t>
+        <w:t xml:space="preserve">            1.00    그 외                   1명 이상 · 과반 이하 — 이상적 구간</w:t>
       </w:r>
     </w:p>
     <w:p>
@@ -8122,7 +8122,7 @@
           <w:sz w:val="17"/>
           <w:szCs w:val="17"/>
         </w:rPr>
-        <w:t xml:space="preserve">            0.65    그 외</w:t>
+        <w:t xml:space="preserve">            보류    eff &lt; 3               판정 인원 3명 미만 — 점수를 내지 않는다</w:t>
       </w:r>
     </w:p>
     <w:p>
@@ -8142,7 +8142,7 @@
           <w:sz w:val="20"/>
           <w:szCs w:val="20"/>
         </w:rPr>
-        <w:t xml:space="preserve">평균이 높을수록 좋은 것이 아니다. 이 구간 함수가 본 도구의 핵심이며, 어떤 유사도 지표로도 표현되지 않는다.</w:t>
+        <w:t xml:space="preserve">평균이 아니라 인원수를 센다 [정정 2026-08-28 — 평균을 쓰면 '캡틴 2·서포터 3'과 '전원 중립'이 둘 다 r̄ 0.40 이라 같은 만점을 받고 있었다]. 캡틴이 많을수록 좋은 것이 아니다. 이 구간 함수가 본 도구의 핵심이며, 어떤 유사도 지표로도 표현되지 않는다.</w:t>
       </w:r>
     </w:p>
     <w:p>
@@ -9669,7 +9669,7 @@
           <w:sz w:val="17"/>
           <w:szCs w:val="17"/>
         </w:rPr>
-        <w:t xml:space="preserve">  m = 4.50    r = (4.50 − 1) / 4 = 0.875   →   0.875 &gt; 0.60   →   P</w:t>
+        <w:t xml:space="preserve">  m = 4.50    r = (4.50 − 1) / 4 = 0.875   →   0.875 &gt; 0.55   →   P</w:t>
       </w:r>
     </w:p>
     <w:p>
@@ -13803,7 +13803,7 @@
           <w:sz w:val="19"/>
           <w:szCs w:val="19"/>
         </w:rPr>
-        <w:t xml:space="preserve">등급 A가 사실상 나오지 않았다. A 4.9%, B 79.4%, C 15.6%. 총점 경계(0.70 / 0.45)가 원인이었다. [해결 2026-08-28] 총점 경계를 폐기하고 "0.5 미만인 축이 몇 개인가"로 바꿨다. 등급이 정수 세기가 되어 경계값을 임의로 정할 일이 없어졌다. 근거는 GRADE_V2.md. 같은 점검에서 더 큰 결함이 나왔다 — 판정할 응답이 부족한 축에 만점을 주고 있었다(DEFENSE.md). 고친 뒤 실제 응답 22명 기준 최상위 17.3%, 진단 보류 67.7%다.</w:t>
+        <w:t xml:space="preserve">등급 A가 사실상 나오지 않았다. A 4.9%, B 79.4%, C 15.6%. 총점 경계(0.70 / 0.45)가 원인이었다. [해결 2026-08-28] 총점 경계를 폐기하고 "맞춰야 할 축이 몇 개인가"로 바꿨다 — 0.5 미만인 축 + 판정하지 못한 축(+ 두 편으로 갈라졌으면 1). [재개정 2026-08-28] 처음에는 못 본 축이 2개면 등급을 아예 내지 않았는데, 전수 26,334팀에서 진단 불가 23.9% 중 88%가 "정확히 2개만 못 본" 팀이었고 그중 81%는 판정된 나머지 두 축이 둘 다 0.5 이상이었다. 버릴 이유가 없는 팀을 버리고 있었고, 그렇다고 최하 등급으로 보내는 것도 틀렸다(판정 못 함 ≠ 나쁨). 못 본 축을 개수로 세니 둘 다 피한다 — 등급 이름이 이미 "N가지를 맞추고 시작하는 조합"이라 이름과 규칙이 같은 것을 가리킨다. 전수 분포는 12.3 / 30.0 / 27.7 / 27.2 이고 진단 불가는 2.8%다. 등급이 정수 세기가 되어 경계값을 임의로 정할 일이 없어졌다. 근거는 GRADE_V2.md. 같은 점검에서 더 큰 결함이 나왔다 — 판정할 응답이 부족한 축에 만점을 주고 있었다(DEFENSE.md). 고친 뒤 실제 응답 22명 기준 최상위 17.3%, 진단 보류 67.7%다.</w:t>
       </w:r>
       <w:r>
         <w:rPr>
@@ -14752,7 +14752,7 @@
                 <w:sz w:val="17"/>
                 <w:szCs w:val="17"/>
               </w:rPr>
-              <w:t xml:space="preserve">[폐기 2026-08-28] 총점 경계를 없애고 "0.5 미만인 축 개수"로 대체. 임의 경계가 사라졌다</w:t>
+              <w:t xml:space="preserve">[폐기 2026-08-28] 총점 경계를 없애고 "맞춰야 할 축 개수"(0.5 미만 + 미판정)로 대체. 임의 경계가 사라졌다. 남은 파라미터는 MAX_UNJUDGED = 3 하나</w:t>
             </w:r>
           </w:p>
         </w:tc>
@@ -14809,7 +14809,7 @@
                 <w:sz w:val="17"/>
                 <w:szCs w:val="17"/>
               </w:rPr>
-              <w:t xml:space="preserve">0.60 / 0.40 (평균 3.4 / 2.6)</w:t>
+              <w:t xml:space="preserve">0.55 / 0.45 (평균 3.2 / 2.8)</w:t>
             </w:r>
           </w:p>
         </w:tc>
@@ -14835,7 +14835,7 @@
                 <w:sz w:val="17"/>
                 <w:szCs w:val="17"/>
               </w:rPr>
-              <w:t xml:space="preserve">중립이 절반을 넘으면 재보정. 점검 스크립트가 신호를 표시</w:t>
+              <w:t xml:space="preserve">[재보정 2026-08-28] 0.60 / 0.40 에서 좁혔다. 전수 26,334팀 기준 진단 불가 67.7% → 23.9% (등급 규칙까지 고쳐 최종 2.8%). 경계는 likert.py 가 단일 정의처이고 chemistry_v2 가 import 한다 [팀 판단]</w:t>
             </w:r>
           </w:p>
         </w:tc>
@@ -15330,7 +15330,7 @@
           <w:sz w:val="19"/>
           <w:szCs w:val="19"/>
         </w:rPr>
-        <w:t xml:space="preserve">중립이 대량 발생할 위험이 있다. </w:t>
+        <w:t xml:space="preserve">중립이 대량 발생했고 경계를 재보정했다 [측정됨 2026-08-28]. </w:t>
       </w:r>
       <w:r>
         <w:rPr>
@@ -15338,7 +15338,7 @@
           <w:sz w:val="19"/>
           <w:szCs w:val="19"/>
         </w:rPr>
-        <w:t xml:space="preserve">실제 응답에서 중립 판정이 많아지면 조건이 걸리지 않아 대부분의 팀이 같은 진단으로 떨어진다. 이진 변환 경계를 재보정해야 하는 신호이며, 점검 스크립트가 축별 중립 비율을 표시한다 [미확인].</w:t>
+        <w:t xml:space="preserve">실제 응답 22명으로 만들 수 있는 5명 팀을 전부 계산했다 — 22C5 = 26,334팀, 무작위 추출이 아니라 전수다. 그 결과 팀의 67.7%가 진단 불가로 떨어졌다 — 판정할 응답이 부족해 축 점수를 내지 못한 것이다. 이진 변환 경계를 0.60 / 0.40 에서 0.55 / 0.45 로 좁혀 23.9%로 낮추고, 다시 등급 규칙에서 못 본 축을 "맞춰야 할 축"으로 함께 세도록 고쳐 2.8%까지 낮췄다(9.2). 대안이던 게이트 완화(MIN_JUDGED 3→2)는 판정 인원 2명 이하로 주도성을 판정하는 팀을 36.8% 만들어 폐기했다. 다만 축별 편차가 남아 갈등대응은 여전히 50.1%가 판정 불가다 — 이 축의 신뢰도가 가장 낮다는 α 측정과 같은 방향이며, 근본 해결은 경계 조정이 아니라 문항 교체다.</w:t>
       </w:r>
     </w:p>
     <w:p>
